--- a/extrakty/doc/TC278WG5/extract_16403-2_(2014).docx
+++ b/extrakty/doc/TC278WG5/extract_16403-2_(2014).docx
@@ -538,6 +538,20 @@
       </w:pPr>
       <w:r>
         <w:rPr>
+          <w:vertAlign w:val="baseline"/>
+          <w:rtl w:val="0"/>
+        </w:rPr>
+        <w:t xml:space="preserve">Poznámka: Extrakt uvádí vybrané kapitoly popisovaného dokumentu a přejímá původní číslování kapitol.</w:t>
+      </w:r>
+    </w:p>
+    <w:p>
+      <w:pPr>
+        <w:pBdr/>
+        <w:contextualSpacing w:val="0"/>
+        <w:rPr/>
+      </w:pPr>
+      <w:r>
+        <w:rPr>
           <w:rtl w:val="0"/>
         </w:rPr>
       </w:r>
@@ -596,182 +610,7 @@
           <w:vertAlign w:val="baseline"/>
           <w:rtl w:val="0"/>
         </w:rPr>
-        <w:t xml:space="preserve">2 Souvisící normy</w:t>
-      </w:r>
-      <w:r>
-        <w:rPr>
-          <w:rtl w:val="0"/>
-        </w:rPr>
-      </w:r>
-    </w:p>
-    <w:p>
-      <w:pPr>
-        <w:pBdr/>
-        <w:spacing w:after="120" w:before="0" w:line="240" w:lineRule="auto"/>
-        <w:contextualSpacing w:val="0"/>
-        <w:jc w:val="both"/>
-        <w:rPr/>
-      </w:pPr>
-      <w:r>
-        <w:rPr>
-          <w:rtl w:val="0"/>
-        </w:rPr>
-        <w:t xml:space="preserve">ISO</w:t>
-      </w:r>
-      <w:r>
-        <w:rPr>
-          <w:rFonts w:ascii="Arial" w:cs="Arial" w:eastAsia="Arial" w:hAnsi="Arial"/>
-          <w:b w:val="0"/>
-          <w:sz w:val="20"/>
-          <w:szCs w:val="20"/>
-          <w:vertAlign w:val="baseline"/>
-          <w:rtl w:val="0"/>
-        </w:rPr>
-        <w:t xml:space="preserve">/TS 16403-1:2012 zavedena v ČSN P CEN ISO/TS 16403-1:2012 (01 8385) Elektronický výběr poplatků (EFC) – Posouzení shody zařízení s </w:t>
-      </w:r>
-      <w:r>
-        <w:rPr>
-          <w:rFonts w:ascii="Arial" w:cs="Arial" w:eastAsia="Arial" w:hAnsi="Arial"/>
-          <w:b w:val="0"/>
-          <w:color w:val="000000"/>
-          <w:sz w:val="20"/>
-          <w:szCs w:val="20"/>
-          <w:vertAlign w:val="baseline"/>
-          <w:rtl w:val="0"/>
-        </w:rPr>
-        <w:t xml:space="preserve">ISO/TS 17575-4 </w:t>
-      </w:r>
-      <w:r>
-        <w:rPr>
-          <w:rFonts w:ascii="Arial" w:cs="Arial" w:eastAsia="Arial" w:hAnsi="Arial"/>
-          <w:b w:val="0"/>
-          <w:sz w:val="20"/>
-          <w:szCs w:val="20"/>
-          <w:vertAlign w:val="baseline"/>
-          <w:rtl w:val="0"/>
-        </w:rPr>
-        <w:t xml:space="preserve">– Část 1: Struktura zkušební sestavy a cíle zkoušek</w:t>
-      </w:r>
-      <w:r>
-        <w:rPr>
-          <w:rtl w:val="0"/>
-        </w:rPr>
-      </w:r>
-    </w:p>
-    <w:p>
-      <w:pPr>
-        <w:pBdr/>
-        <w:spacing w:after="120" w:before="0" w:line="240" w:lineRule="auto"/>
-        <w:contextualSpacing w:val="0"/>
-        <w:jc w:val="both"/>
-        <w:rPr/>
-      </w:pPr>
-      <w:r>
-        <w:rPr>
-          <w:rFonts w:ascii="Arial" w:cs="Arial" w:eastAsia="Arial" w:hAnsi="Arial"/>
-          <w:b w:val="0"/>
-          <w:sz w:val="20"/>
-          <w:szCs w:val="20"/>
-          <w:vertAlign w:val="baseline"/>
-          <w:rtl w:val="0"/>
-        </w:rPr>
-        <w:t xml:space="preserve">ISO/TS 17575-1:2010 zavedena v ČSN P CEN ISO/TS 17575-1:2010 (01 8385) Elektronický výběr poplatků (EFC) – Definice aplikačního rozhraní pro autonomní systémy – Část 1: Zpoplatňování</w:t>
-      </w:r>
-      <w:r>
-        <w:rPr>
-          <w:rtl w:val="0"/>
-        </w:rPr>
-      </w:r>
-    </w:p>
-    <w:p>
-      <w:pPr>
-        <w:pBdr/>
-        <w:spacing w:after="120" w:before="0" w:line="240" w:lineRule="auto"/>
-        <w:contextualSpacing w:val="0"/>
-        <w:jc w:val="both"/>
-        <w:rPr/>
-      </w:pPr>
-      <w:r>
-        <w:rPr>
-          <w:rFonts w:ascii="Arial" w:cs="Arial" w:eastAsia="Arial" w:hAnsi="Arial"/>
-          <w:b w:val="0"/>
-          <w:sz w:val="20"/>
-          <w:szCs w:val="20"/>
-          <w:vertAlign w:val="baseline"/>
-          <w:rtl w:val="0"/>
-        </w:rPr>
-        <w:t xml:space="preserve">ISO/TS 17575-2:2010 zavedena v ČSN P CEN ISO/TS 17575-2:2011 (01 8385) Elektronický výběr poplatků (EFC) – Definice aplikačního rozhraní pro autonomní systémy – Část 2: Komunikace a propojení s nižšími vrstvami</w:t>
-      </w:r>
-      <w:r>
-        <w:rPr>
-          <w:rtl w:val="0"/>
-        </w:rPr>
-      </w:r>
-    </w:p>
-    <w:p>
-      <w:pPr>
-        <w:pBdr/>
-        <w:spacing w:after="120" w:before="0" w:line="240" w:lineRule="auto"/>
-        <w:contextualSpacing w:val="0"/>
-        <w:jc w:val="both"/>
-        <w:rPr/>
-      </w:pPr>
-      <w:r>
-        <w:rPr>
-          <w:rFonts w:ascii="Arial" w:cs="Arial" w:eastAsia="Arial" w:hAnsi="Arial"/>
-          <w:b w:val="0"/>
-          <w:sz w:val="20"/>
-          <w:szCs w:val="20"/>
-          <w:vertAlign w:val="baseline"/>
-          <w:rtl w:val="0"/>
-        </w:rPr>
-        <w:t xml:space="preserve">ISO/TS 17575-3 zavedena v ČSN P CEN ISO/TS 17575-3 (01 8385) Elektronický výběr poplatků (EFC) – Definice aplikačního rozhraní pro autonomní systémy – Část 3: Kontextová data</w:t>
-      </w:r>
-      <w:r>
-        <w:rPr>
-          <w:rtl w:val="0"/>
-        </w:rPr>
-      </w:r>
-    </w:p>
-    <w:p>
-      <w:pPr>
-        <w:pBdr/>
-        <w:spacing w:after="120" w:before="0" w:line="240" w:lineRule="auto"/>
-        <w:contextualSpacing w:val="0"/>
-        <w:jc w:val="both"/>
-        <w:rPr/>
-      </w:pPr>
-      <w:r>
-        <w:rPr>
-          <w:rFonts w:ascii="Arial" w:cs="Arial" w:eastAsia="Arial" w:hAnsi="Arial"/>
-          <w:b w:val="0"/>
-          <w:sz w:val="20"/>
-          <w:szCs w:val="20"/>
-          <w:vertAlign w:val="baseline"/>
-          <w:rtl w:val="0"/>
-        </w:rPr>
-        <w:t xml:space="preserve">ISO/TS 17575-4 zavedena v ČSN P CEN ISO/TS 17575-4 (01 8385) Elektronický výběr poplatků (EFC) – Definice aplikačního rozhraní pro autonomní systémy – Část 4: Roaming</w:t>
-      </w:r>
-      <w:r>
-        <w:rPr>
-          <w:rtl w:val="0"/>
-        </w:rPr>
-      </w:r>
-    </w:p>
-    <w:p>
-      <w:pPr>
-        <w:pStyle w:val="Heading1"/>
-        <w:pBdr/>
-        <w:contextualSpacing w:val="0"/>
-        <w:rPr/>
-      </w:pPr>
-      <w:r>
-        <w:rPr>
-          <w:b w:val="1"/>
-          <w:vertAlign w:val="baseline"/>
-          <w:rtl w:val="0"/>
-        </w:rPr>
-        <w:t xml:space="preserve">1 Předmět normy</w:t>
+        <w:t xml:space="preserve">1 Předmět normy</w:t>
       </w:r>
       <w:r>
         <w:rPr>
@@ -961,6 +800,181 @@
     </w:p>
     <w:p>
       <w:pPr>
+        <w:pStyle w:val="Heading1"/>
+        <w:pBdr/>
+        <w:contextualSpacing w:val="0"/>
+        <w:rPr/>
+      </w:pPr>
+      <w:r>
+        <w:rPr>
+          <w:b w:val="1"/>
+          <w:vertAlign w:val="baseline"/>
+          <w:rtl w:val="0"/>
+        </w:rPr>
+        <w:t xml:space="preserve">2 Souvisící normy</w:t>
+      </w:r>
+      <w:r>
+        <w:rPr>
+          <w:rtl w:val="0"/>
+        </w:rPr>
+      </w:r>
+    </w:p>
+    <w:p>
+      <w:pPr>
+        <w:pBdr/>
+        <w:spacing w:after="120" w:before="0" w:line="240" w:lineRule="auto"/>
+        <w:contextualSpacing w:val="0"/>
+        <w:jc w:val="both"/>
+        <w:rPr/>
+      </w:pPr>
+      <w:r>
+        <w:rPr>
+          <w:rtl w:val="0"/>
+        </w:rPr>
+        <w:t xml:space="preserve">ISO</w:t>
+      </w:r>
+      <w:r>
+        <w:rPr>
+          <w:rFonts w:ascii="Arial" w:cs="Arial" w:eastAsia="Arial" w:hAnsi="Arial"/>
+          <w:b w:val="0"/>
+          <w:sz w:val="20"/>
+          <w:szCs w:val="20"/>
+          <w:vertAlign w:val="baseline"/>
+          <w:rtl w:val="0"/>
+        </w:rPr>
+        <w:t xml:space="preserve">/TS 16403-1:2012 zavedena v ČSN P CEN ISO/TS 16403-1:2012 (01 8385) Elektronický výběr poplatků (EFC) – Posouzení shody zařízení s </w:t>
+      </w:r>
+      <w:r>
+        <w:rPr>
+          <w:rFonts w:ascii="Arial" w:cs="Arial" w:eastAsia="Arial" w:hAnsi="Arial"/>
+          <w:b w:val="0"/>
+          <w:color w:val="000000"/>
+          <w:sz w:val="20"/>
+          <w:szCs w:val="20"/>
+          <w:vertAlign w:val="baseline"/>
+          <w:rtl w:val="0"/>
+        </w:rPr>
+        <w:t xml:space="preserve">ISO/TS 17575-4 </w:t>
+      </w:r>
+      <w:r>
+        <w:rPr>
+          <w:rFonts w:ascii="Arial" w:cs="Arial" w:eastAsia="Arial" w:hAnsi="Arial"/>
+          <w:b w:val="0"/>
+          <w:sz w:val="20"/>
+          <w:szCs w:val="20"/>
+          <w:vertAlign w:val="baseline"/>
+          <w:rtl w:val="0"/>
+        </w:rPr>
+        <w:t xml:space="preserve">– Část 1: Struktura zkušební sestavy a cíle zkoušek</w:t>
+      </w:r>
+      <w:r>
+        <w:rPr>
+          <w:rtl w:val="0"/>
+        </w:rPr>
+      </w:r>
+    </w:p>
+    <w:p>
+      <w:pPr>
+        <w:pBdr/>
+        <w:spacing w:after="120" w:before="0" w:line="240" w:lineRule="auto"/>
+        <w:contextualSpacing w:val="0"/>
+        <w:jc w:val="both"/>
+        <w:rPr/>
+      </w:pPr>
+      <w:r>
+        <w:rPr>
+          <w:rFonts w:ascii="Arial" w:cs="Arial" w:eastAsia="Arial" w:hAnsi="Arial"/>
+          <w:b w:val="0"/>
+          <w:sz w:val="20"/>
+          <w:szCs w:val="20"/>
+          <w:vertAlign w:val="baseline"/>
+          <w:rtl w:val="0"/>
+        </w:rPr>
+        <w:t xml:space="preserve">ISO/TS 17575-1:2010 zavedena v ČSN P CEN ISO/TS 17575-1:2010 (01 8385) Elektronický výběr poplatků (EFC) – Definice aplikačního rozhraní pro autonomní systémy – Část 1: Zpoplatňování</w:t>
+      </w:r>
+      <w:r>
+        <w:rPr>
+          <w:rtl w:val="0"/>
+        </w:rPr>
+      </w:r>
+    </w:p>
+    <w:p>
+      <w:pPr>
+        <w:pBdr/>
+        <w:spacing w:after="120" w:before="0" w:line="240" w:lineRule="auto"/>
+        <w:contextualSpacing w:val="0"/>
+        <w:jc w:val="both"/>
+        <w:rPr/>
+      </w:pPr>
+      <w:r>
+        <w:rPr>
+          <w:rFonts w:ascii="Arial" w:cs="Arial" w:eastAsia="Arial" w:hAnsi="Arial"/>
+          <w:b w:val="0"/>
+          <w:sz w:val="20"/>
+          <w:szCs w:val="20"/>
+          <w:vertAlign w:val="baseline"/>
+          <w:rtl w:val="0"/>
+        </w:rPr>
+        <w:t xml:space="preserve">ISO/TS 17575-2:2010 zavedena v ČSN P CEN ISO/TS 17575-2:2011 (01 8385) Elektronický výběr poplatků (EFC) – Definice aplikačního rozhraní pro autonomní systémy – Část 2: Komunikace a propojení s nižšími vrstvami</w:t>
+      </w:r>
+      <w:r>
+        <w:rPr>
+          <w:rtl w:val="0"/>
+        </w:rPr>
+      </w:r>
+    </w:p>
+    <w:p>
+      <w:pPr>
+        <w:pBdr/>
+        <w:spacing w:after="120" w:before="0" w:line="240" w:lineRule="auto"/>
+        <w:contextualSpacing w:val="0"/>
+        <w:jc w:val="both"/>
+        <w:rPr/>
+      </w:pPr>
+      <w:r>
+        <w:rPr>
+          <w:rFonts w:ascii="Arial" w:cs="Arial" w:eastAsia="Arial" w:hAnsi="Arial"/>
+          <w:b w:val="0"/>
+          <w:sz w:val="20"/>
+          <w:szCs w:val="20"/>
+          <w:vertAlign w:val="baseline"/>
+          <w:rtl w:val="0"/>
+        </w:rPr>
+        <w:t xml:space="preserve">ISO/TS 17575-3 zavedena v ČSN P CEN ISO/TS 17575-3 (01 8385) Elektronický výběr poplatků (EFC) – Definice aplikačního rozhraní pro autonomní systémy – Část 3: Kontextová data</w:t>
+      </w:r>
+      <w:r>
+        <w:rPr>
+          <w:rtl w:val="0"/>
+        </w:rPr>
+      </w:r>
+    </w:p>
+    <w:p>
+      <w:pPr>
+        <w:pBdr/>
+        <w:spacing w:after="120" w:before="0" w:line="240" w:lineRule="auto"/>
+        <w:contextualSpacing w:val="0"/>
+        <w:jc w:val="both"/>
+        <w:rPr/>
+      </w:pPr>
+      <w:r>
+        <w:rPr>
+          <w:rFonts w:ascii="Arial" w:cs="Arial" w:eastAsia="Arial" w:hAnsi="Arial"/>
+          <w:b w:val="0"/>
+          <w:sz w:val="20"/>
+          <w:szCs w:val="20"/>
+          <w:vertAlign w:val="baseline"/>
+          <w:rtl w:val="0"/>
+        </w:rPr>
+        <w:t xml:space="preserve">ISO/TS 17575-4 zavedena v ČSN P CEN ISO/TS 17575-4 (01 8385) Elektronický výběr poplatků (EFC) – Definice aplikačního rozhraní pro autonomní systémy – Část 4: Roaming</w:t>
+      </w:r>
+      <w:r>
+        <w:rPr>
+          <w:rtl w:val="0"/>
+        </w:rPr>
+      </w:r>
+    </w:p>
+    <w:p>
+      <w:pPr>
         <w:keepNext w:val="0"/>
         <w:keepLines w:val="0"/>
         <w:widowControl w:val="0"/>
@@ -1182,6 +1196,20 @@
     </w:p>
     <w:p>
       <w:pPr>
+        <w:pBdr/>
+        <w:contextualSpacing w:val="0"/>
+        <w:rPr/>
+      </w:pPr>
+      <w:r>
+        <w:rPr>
+          <w:vertAlign w:val="baseline"/>
+          <w:rtl w:val="0"/>
+        </w:rPr>
+        <w:t xml:space="preserve">Další termíny a zkratky z oboru ITS jsou obsaženy ve slovníku ITS terminology.</w:t>
+      </w:r>
+    </w:p>
+    <w:p>
+      <w:pPr>
         <w:keepNext w:val="1"/>
         <w:keepLines w:val="1"/>
         <w:pBdr/>
@@ -1666,19 +1694,12 @@
     </w:p>
     <w:p>
       <w:pPr>
-        <w:keepNext w:val="1"/>
-        <w:keepLines w:val="1"/>
-        <w:pBdr/>
-        <w:spacing w:after="180" w:before="0" w:line="240" w:lineRule="auto"/>
-        <w:contextualSpacing w:val="0"/>
-        <w:jc w:val="left"/>
-        <w:rPr/>
-      </w:pPr>
-      <w:r>
-        <w:rPr>
-          <w:rFonts w:ascii="Arial" w:cs="Arial" w:eastAsia="Arial" w:hAnsi="Arial"/>
-          <w:sz w:val="20"/>
-          <w:szCs w:val="20"/>
+        <w:pBdr/>
+        <w:contextualSpacing w:val="0"/>
+        <w:rPr/>
+      </w:pPr>
+      <w:r>
+        <w:rPr>
           <w:vertAlign w:val="baseline"/>
           <w:rtl w:val="0"/>
         </w:rPr>

--- a/extrakty/doc/TC278WG5/extract_16403-2_(2014).docx
+++ b/extrakty/doc/TC278WG5/extract_16403-2_(2014).docx
@@ -24,7 +24,7 @@
           <w:vertAlign w:val="baseline"/>
           <w:rtl w:val="0"/>
         </w:rPr>
-        <w:t xml:space="preserve">EXTRAKT z mezinárodní normy</w:t>
+        <w:t xml:space="preserve">EXTRAKT z technické specifikace CEN</w:t>
       </w:r>
       <w:r>
         <w:rPr>
@@ -178,9 +178,9 @@
                 <w:vertAlign w:val="baseline"/>
                 <w:rtl w:val="0"/>
               </w:rPr>
-              <w:t xml:space="preserve">ČSN</w:t>
+              <w:t xml:space="preserve">CEN ISO/TS 16403-2</w:t>
               <w:br w:type="textWrapping"/>
-              <w:t xml:space="preserve">ISO/TS 16403-2</w:t>
+              <w:t xml:space="preserve"/>
             </w:r>
             <w:r>
               <w:rPr>
@@ -205,7 +205,7 @@
                 <w:vertAlign w:val="baseline"/>
                 <w:rtl w:val="0"/>
               </w:rPr>
-              <w:t xml:space="preserve">01 8385</w:t>
+              <w:t xml:space="preserve"/>
             </w:r>
             <w:r>
               <w:rPr>
@@ -240,7 +240,7 @@
           <w:rtl w:val="0"/>
         </w:rPr>
         <w:tab/>
-        <w:t xml:space="preserve">18 stran</w:t>
+        <w:t xml:space="preserve">Vydána 2012, 19 stran</w:t>
         <w:tab/>
       </w:r>
       <w:r>
